--- a/applications/muck-rack-social-media-manager/build/Joshua_Chappell_Resume_MuckRack.docx
+++ b/applications/muck-rack-social-media-manager/build/Joshua_Chappell_Resume_MuckRack.docx
@@ -33,7 +33,7 @@
         </w:rPr>
         <w:t xml:space="preserve">Mesa, AZ  •  480-586-7959  •  </w:t>
       </w:r>
-      <w:hyperlink w:history="1" r:id="rId1lfemnuo_ygvdglhaejqm">
+      <w:hyperlink w:history="1" r:id="rIdbjsv3-2xdqmpptxwuo7y8">
         <w:r>
           <w:rPr>
             <w:rFonts w:ascii="Calibri" w:cs="Calibri" w:eastAsia="Calibri" w:hAnsi="Calibri"/>
@@ -49,7 +49,7 @@
       <w:pPr>
         <w:jc w:val="center"/>
       </w:pPr>
-      <w:hyperlink w:history="1" r:id="rIdhglr8j8rlfzsbjwti63d4">
+      <w:hyperlink w:history="1" r:id="rIdwr0-kqdfstgsn3suymlke">
         <w:r>
           <w:rPr>
             <w:rFonts w:ascii="Calibri" w:cs="Calibri" w:eastAsia="Calibri" w:hAnsi="Calibri"/>
@@ -69,7 +69,7 @@
         </w:rPr>
         <w:t xml:space="preserve">  •  </w:t>
       </w:r>
-      <w:hyperlink w:history="1" r:id="rIdvlujejsridc4rqsy2kb2b">
+      <w:hyperlink w:history="1" r:id="rIdf1azcsvrnkahpjunxl5pr">
         <w:r>
           <w:rPr>
             <w:rFonts w:ascii="Calibri" w:cs="Calibri" w:eastAsia="Calibri" w:hAnsi="Calibri"/>
@@ -89,7 +89,7 @@
         </w:rPr>
         <w:t xml:space="preserve">  •  </w:t>
       </w:r>
-      <w:hyperlink w:history="1" r:id="rIdna9zb9otyyrgyfsfqlj03">
+      <w:hyperlink w:history="1" r:id="rIdlcqo8ngd4r47luhicwq1s">
         <w:r>
           <w:rPr>
             <w:rFonts w:ascii="Calibri" w:cs="Calibri" w:eastAsia="Calibri" w:hAnsi="Calibri"/>
@@ -322,7 +322,7 @@
           <w:sz w:val="21"/>
           <w:szCs w:val="21"/>
         </w:rPr>
-        <w:t xml:space="preserve">Reached over a million people on YouTube teaching cutting-edge post-production techniques.</w:t>
+        <w:t xml:space="preserve">Reached over a million people on YouTube teaching post-production techniques.</w:t>
       </w:r>
     </w:p>
     <w:p>
@@ -697,7 +697,7 @@
           <w:sz w:val="21"/>
           <w:szCs w:val="21"/>
         </w:rPr>
-        <w:t xml:space="preserve">Social Media Content Strategy  •  Paid Social (Meta Ads, Facebook Pixel)  •  Video Production, Scripting &amp; Editing  •  Short-Form Video (Reels, Shorts)  •  Marketing Analytics  •  Editing (Premiere Pro, DaVinci Resolve, After Effects, Audition, Final Cut Pro)  •  Photoshop, Lightroom, Canva  •  Motion Graphics  •  Photography  •  AI Workflows (Claude, ChatGPT, ElevenLabs, Runway)  •  Project Management (Wrike, Notion, Google Workspace)  •  Asset Management (Frame.io, Dropbox)  •  Inbound Marketing (HubSpot)</w:t>
+        <w:t xml:space="preserve">Social Media Content Strategy  •  Paid Social (Meta Ads, Facebook Pixel)  •  Video Production, Scripting &amp; Editing  •  Short-Form Video (Reels)  •  Marketing Analytics  •  Editing (Premiere Pro, DaVinci Resolve, After Effects, Audition, Final Cut Pro)  •  Photoshop, Lightroom, Canva  •  Motion Graphics  •  Photography  •  AI Workflows (Claude, ChatGPT, ElevenLabs, Runway)  •  Project Management (Wrike, Notion, Google Workspace)  •  Asset Management (Frame.io, Dropbox)  •  Inbound Marketing</w:t>
       </w:r>
     </w:p>
     <w:p>
